--- a/docs/manuscript/paper2/figtab/tables_ja.docx
+++ b/docs/manuscript/paper2/figtab/tables_ja.docx
@@ -703,7 +703,7 @@
                 <w:b w:val="0"/>
                 <w:sz w:val="18"/>
               </w:rPr>
-              <w:t>0.571（6/6）</w:t>
+              <w:t>0.571（6/6）。同梱の到達時間の 22.2%（972 名）で周期の取り違えがあり、直すと 0.986（事後。表は有効のまま）</w:t>
             </w:r>
           </w:p>
         </w:tc>
@@ -1071,7 +1071,7 @@
                 <w:b w:val="0"/>
                 <w:sz w:val="18"/>
               </w:rPr>
-              <w:t>歪みガウス経路はどの閾値でも不成立。ガンマ経路は A 層・B 層とも閾値・条件で判定が割れる</w:t>
+              <w:t>歪みガウス経路はどの閾値でも不成立。ガンマ経路は A 層・B 層とも閾値・条件で判定が割れる（採用分の 87.4% が探索範囲の境界にあり、範囲を広げると ΔT の A 段は 0.119）</w:t>
             </w:r>
           </w:p>
         </w:tc>
@@ -1901,6 +1901,15 @@
               </w:rPr>
               <w:t>モデル出力の脈波到達時間（陽性対照）</w:t>
             </w:r>
+            <w:r>
+              <w:rPr>
+                <w:rFonts w:ascii="游明朝" w:hAnsi="游明朝" w:eastAsia="游明朝"/>
+                <w:b w:val="0"/>
+                <w:sz w:val="21"/>
+                <w:vertAlign w:val="superscript"/>
+              </w:rPr>
+              <w:t>d</w:t>
+            </w:r>
           </w:p>
         </w:tc>
         <w:tc>
@@ -2002,6 +2011,24 @@
           <w:sz w:val="21"/>
         </w:rPr>
         <w:t xml:space="preserve"> 第2版の 2 行は採択数が少なく段で分けて示す。A 段＝その手法が採用した被験者だけ、B 段＝比べる全手法が採用した共通例、C 段＝採否を無視した全員</w:t>
+      </w:r>
+    </w:p>
+    <w:p>
+      <w:r>
+        <w:rPr>
+          <w:rFonts w:ascii="游明朝" w:hAnsi="游明朝" w:eastAsia="游明朝"/>
+          <w:sz w:val="21"/>
+          <w:vertAlign w:val="superscript"/>
+        </w:rPr>
+        <w:t>d</w:t>
+      </w:r>
+      <w:r>
+        <w:rPr>
+          <w:rFonts w:ascii="游明朝" w:hAnsi="游明朝" w:eastAsia="游明朝"/>
+          <w:b w:val="0"/>
+          <w:sz w:val="21"/>
+        </w:rPr>
+        <w:t xml:space="preserve"> 陽性対照が 0.571 にとどまるのは、同梱の到達時間の 22.2%（972 名）で 1 周期の取り違えがあるためで、周期を直すと 0.986 になる（事後・探索。表は有効のまま。lab_log 追記120）。第2版 ガンマの採用分の 87.4% は探索範囲の境界に張り付き、範囲を広げると ΔT の A 段は 0.119 になる（27番。docs/research/roadmap_v1.md §9）。</w:t>
       </w:r>
     </w:p>
     <w:p>
@@ -2651,7 +2678,7 @@
           <w:b w:val="0"/>
           <w:sz w:val="21"/>
         </w:rPr>
-        <w:t xml:space="preserve"> 太字は本文で対比する行・列（脈波伝播速度と心拍数）。特徴点法の ΔT では脈波伝播速度の列が心拍数の列の 12 倍であるのに対し、分解法の ΔT では 1.6 倍にとどまる。順位では分解法の ΔT は心拍数（−0.54）が脈波伝播速度（−0.26）を上回る。</w:t>
+        <w:t xml:space="preserve"> 太字は本文で対比する行・列（脈波伝播速度と心拍数）。特徴点法の ΔT では脈波伝播速度の行が心拍数の行の 12 倍であるのに対し、分解法の ΔT では 1.6 倍にとどまる。順位では分解法の ΔT は心拍数（−0.54）が脈波伝播速度（−0.26）を上回る。</w:t>
       </w:r>
     </w:p>
     <w:p>
@@ -6089,7 +6116,7 @@
           <w:sz w:val="21"/>
           <w:vertAlign w:val="superscript"/>
         </w:rPr>
-        <w:t>a, b, c, d, e</w:t>
+        <w:t>a, b, c, d, e, f, g</w:t>
       </w:r>
       <w:r>
         <w:rPr>
@@ -6648,7 +6675,7 @@
           <w:b w:val="0"/>
           <w:sz w:val="21"/>
         </w:rPr>
-        <w:t xml:space="preserve"> 対象は決定試験と同じ 4,374 名で、波形の型は pda2.find_landmarks による（型1 ＝ 重複切痕と拡張期ピークが極値として現れる、型3 ＝ 極値は無いが下降脚の変曲点で代用できる、型4 ＝ いずれも見つからない）。層は年齢の 6 値、1 層 8 名以上。|ρ| の中央値を示し、括弧内は予測の符号を持った層の数である。左の 3 列は ΔT × 大動脈脈波伝播速度（予測の符号は負、早期振幅比は正）、右の 2 列は RI × 末梢血管抵抗（正）である。</w:t>
+        <w:t xml:space="preserve"> 対象は決定試験と同じ 4,374 名で、波形の型は pda2.find_landmarks による（型1 ＝ 重複切痕と拡張期ピークが極値として現れる、型3 ＝ 極値は無いが下降脚の変曲点で代用できる、型4 ＝ いずれも見つからない）。層は年齢の 6 値、1 層 8 名以上。|ρ| の中央値を示し、括弧内は予測の符号を持った層の数である。左の 3 列は ΔT × 大動脈脈波伝播速度（予測の符号は負、早期振幅比は正）、右の 2 列は RI × 末梢血管抵抗（正）である。型4 の特徴点法の値は、同梱の特徴点がある 72 名（105 名中）で計算した（lab_log 追記137・138）。</w:t>
       </w:r>
     </w:p>
     <w:p>
@@ -6667,6 +6694,42 @@
           <w:sz w:val="21"/>
         </w:rPr>
         <w:t xml:space="preserve"> 太字は規準（|ρ| の中央値 ≥ 0.30 かつ全層で予測の向き）を満たす値。</w:t>
+      </w:r>
+    </w:p>
+    <w:p>
+      <w:r>
+        <w:rPr>
+          <w:rFonts w:ascii="游明朝" w:hAnsi="游明朝" w:eastAsia="游明朝"/>
+          <w:sz w:val="21"/>
+          <w:vertAlign w:val="superscript"/>
+        </w:rPr>
+        <w:t>f</w:t>
+      </w:r>
+      <w:r>
+        <w:rPr>
+          <w:rFonts w:ascii="游明朝" w:hAnsi="游明朝" w:eastAsia="游明朝"/>
+          <w:b w:val="0"/>
+          <w:sz w:val="21"/>
+        </w:rPr>
+        <w:t xml:space="preserve"> 全例の相関は型の混合を含む。特徴点法の ΔT は全例で 0.710 だが、型を固定すると型1 で 0.343、型3 で 0.430 にとどまる。同じ年齢層の中で型1（切痕が残る）と型3（切痕が消えた）が分かれ、型そのものが硬さの関数であるため、型をまたぐ差が全例の値を押し上げている。これは指標が硬さを反映していることの一部であって欠陥ではないが、型を固定した中での関連は全例の値より弱い。</w:t>
+      </w:r>
+    </w:p>
+    <w:p>
+      <w:r>
+        <w:rPr>
+          <w:rFonts w:ascii="游明朝" w:hAnsi="游明朝" w:eastAsia="游明朝"/>
+          <w:sz w:val="21"/>
+          <w:vertAlign w:val="superscript"/>
+        </w:rPr>
+        <w:t>g</w:t>
+      </w:r>
+      <w:r>
+        <w:rPr>
+          <w:rFonts w:ascii="游明朝" w:hAnsi="游明朝" w:eastAsia="游明朝"/>
+          <w:b w:val="0"/>
+          <w:sz w:val="21"/>
+        </w:rPr>
+        <w:t xml:space="preserve"> 走らせる前に固定した予測（lab_log 追記136）: (P1) 特徴点法（同梱）の ΔT × 大動脈PWV は型1・型3 のどちらでも |ρ| の中央値 0.30 以上で全層で負。(P2) 凍結版 ΔT（A 段）は型1 では特徴点法との |差| の中央値 5 ms 未満・|ρ| 0.30 以上、型3 では |差| 20 ms 以上・|ρ| 0.30 未満。(P3) 凍結版 RI（A 段）は型1 では特徴点法との |差| 0.01 未満で |ρ| も 0.05 以内、型3 では一致しない。(P4) 型4 は 8 名以上の層が 3 層以下で層数が足りない。(P5) 型1 の割合は年齢層とともに単調に減る。 結果は 「はい」は P4 のみ（P1・P2・P3・P5 いいえ）（lab_log 追記137）。</w:t>
       </w:r>
     </w:p>
     <w:p>
@@ -6768,7 +6831,7 @@
                 <w:b/>
                 <w:sz w:val="21"/>
               </w:rPr>
-              <w:t>末梢血管抵抗の幅</w:t>
+              <w:t>末梢血管抵抗の幅 [Pa·s/m³]</w:t>
             </w:r>
           </w:p>
         </w:tc>
@@ -7181,7 +7244,7 @@
           <w:b w:val="0"/>
           <w:sz w:val="21"/>
         </w:rPr>
-        <w:t xml:space="preserve"> 型1 の値を「手法の失敗」と読んではいけない。型1 に絞ると年齢層の中で大動脈脈波伝播速度がほとんど動かなくなるためで、表6a の型1 の列はどの手法でも低い。四分位範囲の幅を年齢層ごとに出し、層をまたいだ中央値を示す（数値は PWDB の配布物の単位のまま）。この表は型1 の弱さを見たあとで作った記述であり、予測は立てていない。検定も行わない。太字は本文で対比する値。</w:t>
+        <w:t xml:space="preserve"> 型1 の値を「手法の失敗」と読んではいけない。型1 に絞ると年齢層の中で大動脈脈波伝播速度がほとんど動かなくなるためで、表6a の型1 の列はどの手法でも低い。四分位範囲の幅を年齢層ごとに出し、層をまたいだ中央値を示す（数値は PWDB の配布物の単位のまま。大動脈PWV は m/s、末梢血管抵抗は Pa·s/m³）。この表は型1 の弱さを見たあとで作った記述であり、予測は立てていない。検定も行わない。太字は本文で対比する値。</w:t>
       </w:r>
     </w:p>
     <w:p>
@@ -8025,7 +8088,7 @@
                 <w:b w:val="0"/>
                 <w:sz w:val="18"/>
               </w:rPr>
-              <w:t>追記139 の候補 (3)。0.65 は 24番・追記139 で実データを見る前に置いた値（追記145）</w:t>
+              <w:t>追記139 の候補 (3)。0.65 は実データに当てる前に置いた値で、切痕の探索上限と同じ値（追記139・145）</w:t>
             </w:r>
           </w:p>
         </w:tc>
@@ -8595,6 +8658,114 @@
                 <w:sz w:val="18"/>
               </w:rPr>
               <w:t>型3 の参照値。B 段は分解に有利な部分集合なので C 段より低い（追記158）</w:t>
+            </w:r>
+          </w:p>
+        </w:tc>
+      </w:tr>
+      <w:tr>
+        <w:tc>
+          <w:tcPr>
+            <w:tcW w:type="dxa" w:w="2428"/>
+          </w:tcPr>
+          <w:p>
+            <w:r>
+              <w:rPr>
+                <w:rFonts w:ascii="游明朝" w:hAnsi="游明朝" w:eastAsia="游明朝"/>
+                <w:b w:val="0"/>
+                <w:sz w:val="18"/>
+              </w:rPr>
+              <w:t>(B) B 段と雑音（凍結版・(6b)・(9) の 3 版）</w:t>
+            </w:r>
+          </w:p>
+        </w:tc>
+        <w:tc>
+          <w:tcPr>
+            <w:tcW w:type="dxa" w:w="2428"/>
+          </w:tcPr>
+          <w:p>
+            <w:r>
+              <w:rPr>
+                <w:rFonts w:ascii="游明朝" w:hAnsi="游明朝" w:eastAsia="游明朝"/>
+                <w:b w:val="0"/>
+                <w:sz w:val="18"/>
+              </w:rPr>
+              <w:t>3 版の共通の採用例（B 段）で比べ、拍に雑音 1%・2% を足して当て直す</w:t>
+            </w:r>
+          </w:p>
+        </w:tc>
+        <w:tc>
+          <w:tcPr>
+            <w:tcW w:type="dxa" w:w="2428"/>
+          </w:tcPr>
+          <w:p>
+            <w:r>
+              <w:rPr>
+                <w:rFonts w:ascii="游明朝" w:hAnsi="游明朝" w:eastAsia="游明朝"/>
+                <w:b w:val="0"/>
+                <w:sz w:val="18"/>
+              </w:rPr>
+              <w:t>(6b) の RI は A 段でしか規準を満たさない（追記149 の問1）。雑音には当てていなかった（追記148）</w:t>
+            </w:r>
+          </w:p>
+        </w:tc>
+        <w:tc>
+          <w:tcPr>
+            <w:tcW w:type="dxa" w:w="2428"/>
+          </w:tcPr>
+          <w:p>
+            <w:r>
+              <w:rPr>
+                <w:rFonts w:ascii="游明朝" w:hAnsi="游明朝" w:eastAsia="游明朝"/>
+                <w:b w:val="0"/>
+                <w:sz w:val="18"/>
+              </w:rPr>
+              <w:t>B 段≥0.30・全層で当てはめの良さ、差&lt;0.10で採用の仕方。雑音 1% で &lt;0.30 なら弱い（追記153）</w:t>
+            </w:r>
+          </w:p>
+        </w:tc>
+        <w:tc>
+          <w:tcPr>
+            <w:tcW w:type="dxa" w:w="2428"/>
+          </w:tcPr>
+          <w:p>
+            <w:r>
+              <w:rPr>
+                <w:rFonts w:ascii="游明朝" w:hAnsi="游明朝" w:eastAsia="游明朝"/>
+                <w:b w:val="0"/>
+                <w:sz w:val="18"/>
+              </w:rPr>
+              <w:t xml:space="preserve">(6b) の RI B 段 </w:t>
+            </w:r>
+            <w:r>
+              <w:rPr>
+                <w:rFonts w:ascii="游明朝" w:hAnsi="游明朝" w:eastAsia="游明朝"/>
+                <w:b/>
+                <w:sz w:val="18"/>
+              </w:rPr>
+              <w:t>0.381</w:t>
+            </w:r>
+            <w:r>
+              <w:rPr>
+                <w:rFonts w:ascii="游明朝" w:hAnsi="游明朝" w:eastAsia="游明朝"/>
+                <w:b w:val="0"/>
+                <w:sz w:val="18"/>
+              </w:rPr>
+              <w:t>・雑音 1% 0.266・2% 0.168。(9) の通過率 0.510・0.326・0.290</w:t>
+            </w:r>
+          </w:p>
+        </w:tc>
+        <w:tc>
+          <w:tcPr>
+            <w:tcW w:type="dxa" w:w="2428"/>
+          </w:tcPr>
+          <w:p>
+            <w:r>
+              <w:rPr>
+                <w:rFonts w:ascii="游明朝" w:hAnsi="游明朝" w:eastAsia="游明朝"/>
+                <w:b w:val="0"/>
+                <w:sz w:val="18"/>
+              </w:rPr>
+              <w:t>RI は当てはめの良さと採用の仕方の両方で、雑音に残らない。1 次微分は 1% で該当せず、2% で下回る（追記158）</w:t>
             </w:r>
           </w:p>
         </w:tc>
@@ -8692,7 +8863,7 @@
           <w:b w:val="0"/>
           <w:sz w:val="21"/>
         </w:rPr>
-        <w:t>拡張期の下降の扱いを変えたときの型3 の関連（探索・事後・4,374 名）</w:t>
+        <w:t>拡張期の下降の扱いを変えたときの型3 の関連（探索・事後。4,374 名を当てはめ直した中の型3・3,378 名）</w:t>
       </w:r>
       <w:r>
         <w:rPr>
@@ -8701,7 +8872,7 @@
           <w:sz w:val="21"/>
           <w:vertAlign w:val="superscript"/>
         </w:rPr>
-        <w:t>a, b, c, d, e</w:t>
+        <w:t>a, b, c, d, e, f, g</w:t>
       </w:r>
       <w:r>
         <w:rPr>
@@ -9632,10 +9803,25 @@
             <w:r>
               <w:rPr>
                 <w:rFonts w:ascii="游明朝" w:hAnsi="游明朝" w:eastAsia="游明朝"/>
+                <w:b w:val="0"/>
+                <w:sz w:val="21"/>
+              </w:rPr>
+              <w:t>(6b) 当てはめを拍長の 0.65 倍で打ち切る</w:t>
+            </w:r>
+          </w:p>
+        </w:tc>
+        <w:tc>
+          <w:tcPr>
+            <w:tcW w:type="dxa" w:w="2081"/>
+          </w:tcPr>
+          <w:p>
+            <w:r>
+              <w:rPr>
+                <w:rFonts w:ascii="游明朝" w:hAnsi="游明朝" w:eastAsia="游明朝"/>
                 <w:b/>
                 <w:sz w:val="21"/>
               </w:rPr>
-              <w:t>(6b) 当てはめを拍長の 0.65 倍で打ち切る</w:t>
+              <w:t>0.828（6/6）</w:t>
             </w:r>
           </w:p>
         </w:tc>
@@ -9650,7 +9836,7 @@
                 <w:b/>
                 <w:sz w:val="21"/>
               </w:rPr>
-              <w:t>0.828（6/6）</w:t>
+              <w:t>0.596（6/6）</w:t>
             </w:r>
           </w:p>
         </w:tc>
@@ -9665,7 +9851,7 @@
                 <w:b/>
                 <w:sz w:val="21"/>
               </w:rPr>
-              <w:t>0.596（6/6）</w:t>
+              <w:t>0.530（6/6）</w:t>
             </w:r>
           </w:p>
         </w:tc>
@@ -9677,10 +9863,10 @@
             <w:r>
               <w:rPr>
                 <w:rFonts w:ascii="游明朝" w:hAnsi="游明朝" w:eastAsia="游明朝"/>
-                <w:b/>
-                <w:sz w:val="21"/>
-              </w:rPr>
-              <w:t>0.530（6/6）</w:t>
+                <w:b w:val="0"/>
+                <w:sz w:val="21"/>
+              </w:rPr>
+              <w:t>0.107（6/6）</w:t>
             </w:r>
           </w:p>
         </w:tc>
@@ -9695,7 +9881,7 @@
                 <w:b w:val="0"/>
                 <w:sz w:val="21"/>
               </w:rPr>
-              <w:t>0.107（6/6）</w:t>
+              <w:t>0.413</w:t>
             </w:r>
           </w:p>
         </w:tc>
@@ -9708,21 +9894,6 @@
               <w:rPr>
                 <w:rFonts w:ascii="游明朝" w:hAnsi="游明朝" w:eastAsia="游明朝"/>
                 <w:b w:val="0"/>
-                <w:sz w:val="21"/>
-              </w:rPr>
-              <w:t>0.413</w:t>
-            </w:r>
-          </w:p>
-        </w:tc>
-        <w:tc>
-          <w:tcPr>
-            <w:tcW w:type="dxa" w:w="2081"/>
-          </w:tcPr>
-          <w:p>
-            <w:r>
-              <w:rPr>
-                <w:rFonts w:ascii="游明朝" w:hAnsi="游明朝" w:eastAsia="游明朝"/>
-                <w:b/>
                 <w:sz w:val="21"/>
               </w:rPr>
               <w:t>+25.8 ms</w:t>
@@ -10060,7 +10231,7 @@
             <w:r>
               <w:rPr>
                 <w:rFonts w:ascii="游明朝" w:hAnsi="游明朝" w:eastAsia="游明朝"/>
-                <w:b/>
+                <w:b w:val="0"/>
                 <w:sz w:val="21"/>
               </w:rPr>
               <w:t>(9) 残差を 1 次微分の領域で取る</w:t>
@@ -10335,7 +10506,7 @@
           <w:b w:val="0"/>
           <w:sz w:val="21"/>
         </w:rPr>
-        <w:t xml:space="preserve"> 同じ 4,374 名の同じ拍に当てはめ直したもの。2 カーネル模型には拡張期の下降を受ける項が無いので、下降の扱いだけを変えた版を、下降を説明する項を足す案と、下降を当てはめの対象から外す・残差の中で小さくする案に分けて並べる。主とする割合 0.65 は本解析の前に決めた値であり、これらの数値を見て選び直していない（lab_log 追記145）。右端の列は第2成分のピークと同梱の拡張期側の特徴点との差の中央値（正は第2成分が遅い）。</w:t>
+        <w:t xml:space="preserve"> 同じ 4,374 名の同じ拍に当てはめ直したもの。2 カーネル模型には拡張期の下降を受ける項が無いので、下降の扱いだけを変えた版を、下降を説明する項を足す案と、下降を当てはめの対象から外す・残差の中で小さくする案に分けて並べる。主とする割合 0.65 は本解析の前に決めた値であり（lab_log 追記139 の候補 (3)。実データに当てる前。同じ値は第2版の特徴点の探索で切痕を探す上限 NOTCH_MAX_FRAC にもある）、これらの数値を見て選び直していない（lab_log 追記145）。T は拍長。右端の列は第2成分のピークと同梱の拡張期側の特徴点との差の中央値（正は第2成分が遅い）。</w:t>
       </w:r>
     </w:p>
     <w:p>
@@ -10354,6 +10525,1037 @@
           <w:sz w:val="21"/>
         </w:rPr>
         <w:t xml:space="preserve"> 太字は規準（|ρ| の中央値 ≥ 0.30 かつ全層で予測の向き）を満たす値。</w:t>
+      </w:r>
+    </w:p>
+    <w:p>
+      <w:r>
+        <w:rPr>
+          <w:rFonts w:ascii="游明朝" w:hAnsi="游明朝" w:eastAsia="游明朝"/>
+          <w:sz w:val="21"/>
+          <w:vertAlign w:val="superscript"/>
+        </w:rPr>
+        <w:t>f</w:t>
+      </w:r>
+      <w:r>
+        <w:rPr>
+          <w:rFonts w:ascii="游明朝" w:hAnsi="游明朝" w:eastAsia="游明朝"/>
+          <w:b w:val="0"/>
+          <w:sz w:val="21"/>
+        </w:rPr>
+        <w:t xml:space="preserve"> 表に載せていない 2 型と、選び方による楽観。節C は 14 型を当てた。(4b)（貯留槽の項＋第2成分の位置の下限 0.01 s）と (6)（0.65 倍の打ち切り＋同 0.01 s）は、下限を緩めても値がほとんど動かない（型3 の ΔT × 大動脈PWV の A 段 (6) 0.826 対 (6b) 0.828、通過率 (4b) 0.092 対 (4) 0.088。lab_log 追記144・146）ので表から省いた。良い版は 14 型から事後に選んでいるので、その値は楽観側にある。</w:t>
+      </w:r>
+    </w:p>
+    <w:p>
+      <w:r>
+        <w:rPr>
+          <w:rFonts w:ascii="游明朝" w:hAnsi="游明朝" w:eastAsia="游明朝"/>
+          <w:sz w:val="21"/>
+          <w:vertAlign w:val="superscript"/>
+        </w:rPr>
+        <w:t>g</w:t>
+      </w:r>
+      <w:r>
+        <w:rPr>
+          <w:rFonts w:ascii="游明朝" w:hAnsi="游明朝" w:eastAsia="游明朝"/>
+          <w:b w:val="0"/>
+          <w:sz w:val="21"/>
+        </w:rPr>
+        <w:t xml:space="preserve"> 参考行の特徴点法の 0.430 は型3 の中の値である。全例（4,374 名）では特徴点法は 0.710 であり（表2）、型3 に絞ると下がるのは型そのものが硬さの関数で、型をまたぐ差が全例の値を押し上げるためである（表6a）。全例・型1 での打ち切りの値は表8b に示す。太字は規準（|ρ| の中央値 ≥ 0.30 かつ全層で予測の向き）を満たす値だけに付けた。</w:t>
+      </w:r>
+    </w:p>
+    <w:p>
+      <w:r>
+        <w:br w:type="page"/>
+      </w:r>
+    </w:p>
+    <w:p>
+      <w:r>
+        <w:rPr>
+          <w:rFonts w:ascii="游明朝" w:hAnsi="游明朝" w:eastAsia="游明朝"/>
+          <w:b/>
+          <w:sz w:val="21"/>
+        </w:rPr>
+        <w:t xml:space="preserve">表8b. </w:t>
+      </w:r>
+      <w:r>
+        <w:rPr>
+          <w:rFonts w:ascii="游明朝" w:hAnsi="游明朝" w:eastAsia="游明朝"/>
+          <w:b w:val="0"/>
+          <w:sz w:val="21"/>
+        </w:rPr>
+        <w:t>全例・型1・型4 での打ち切りと 1 次微分の領域（探索・事後）</w:t>
+      </w:r>
+      <w:r>
+        <w:rPr>
+          <w:rFonts w:ascii="游明朝" w:hAnsi="游明朝" w:eastAsia="游明朝"/>
+          <w:b w:val="0"/>
+          <w:sz w:val="21"/>
+          <w:vertAlign w:val="superscript"/>
+        </w:rPr>
+        <w:t>a, b, c, d, e, f</w:t>
+      </w:r>
+      <w:r>
+        <w:rPr>
+          <w:rFonts w:ascii="游明朝" w:hAnsi="游明朝" w:eastAsia="游明朝"/>
+          <w:b w:val="0"/>
+          <w:sz w:val="21"/>
+        </w:rPr>
+        <w:t>。</w:t>
+      </w:r>
+    </w:p>
+    <w:tbl>
+      <w:tblPr>
+        <w:tblStyle w:val="TableGrid"/>
+        <w:tblW w:type="auto" w:w="0"/>
+        <w:tblLayout w:type="autofit"/>
+        <w:tblLook w:firstColumn="1" w:firstRow="1" w:lastColumn="0" w:lastRow="0" w:noHBand="0" w:noVBand="1" w:val="04A0"/>
+      </w:tblPr>
+      <w:tblGrid>
+        <w:gridCol w:w="2428"/>
+        <w:gridCol w:w="2428"/>
+        <w:gridCol w:w="2428"/>
+        <w:gridCol w:w="2428"/>
+        <w:gridCol w:w="2428"/>
+        <w:gridCol w:w="2428"/>
+      </w:tblGrid>
+      <w:tr>
+        <w:trPr>
+          <w:tblHeader w:val="true"/>
+        </w:trPr>
+        <w:tc>
+          <w:tcPr>
+            <w:tcW w:type="dxa" w:w="2428"/>
+          </w:tcPr>
+          <w:p>
+            <w:r>
+              <w:rPr>
+                <w:rFonts w:ascii="游明朝" w:hAnsi="游明朝" w:eastAsia="游明朝"/>
+                <w:b/>
+                <w:sz w:val="21"/>
+              </w:rPr>
+              <w:t>指標・当てはめ</w:t>
+            </w:r>
+          </w:p>
+        </w:tc>
+        <w:tc>
+          <w:tcPr>
+            <w:tcW w:type="dxa" w:w="2428"/>
+          </w:tcPr>
+          <w:p>
+            <w:r>
+              <w:rPr>
+                <w:rFonts w:ascii="游明朝" w:hAnsi="游明朝" w:eastAsia="游明朝"/>
+                <w:b/>
+                <w:sz w:val="21"/>
+              </w:rPr>
+              <w:t>段</w:t>
+            </w:r>
+          </w:p>
+        </w:tc>
+        <w:tc>
+          <w:tcPr>
+            <w:tcW w:type="dxa" w:w="2428"/>
+          </w:tcPr>
+          <w:p>
+            <w:r>
+              <w:rPr>
+                <w:rFonts w:ascii="游明朝" w:hAnsi="游明朝" w:eastAsia="游明朝"/>
+                <w:b/>
+                <w:sz w:val="21"/>
+              </w:rPr>
+              <w:t>型1（891）</w:t>
+            </w:r>
+          </w:p>
+        </w:tc>
+        <w:tc>
+          <w:tcPr>
+            <w:tcW w:type="dxa" w:w="2428"/>
+          </w:tcPr>
+          <w:p>
+            <w:r>
+              <w:rPr>
+                <w:rFonts w:ascii="游明朝" w:hAnsi="游明朝" w:eastAsia="游明朝"/>
+                <w:b/>
+                <w:sz w:val="21"/>
+              </w:rPr>
+              <w:t>型3（3,378）</w:t>
+            </w:r>
+          </w:p>
+        </w:tc>
+        <w:tc>
+          <w:tcPr>
+            <w:tcW w:type="dxa" w:w="2428"/>
+          </w:tcPr>
+          <w:p>
+            <w:r>
+              <w:rPr>
+                <w:rFonts w:ascii="游明朝" w:hAnsi="游明朝" w:eastAsia="游明朝"/>
+                <w:b/>
+                <w:sz w:val="21"/>
+              </w:rPr>
+              <w:t>型4（105）</w:t>
+            </w:r>
+          </w:p>
+        </w:tc>
+        <w:tc>
+          <w:tcPr>
+            <w:tcW w:type="dxa" w:w="2428"/>
+          </w:tcPr>
+          <w:p>
+            <w:r>
+              <w:rPr>
+                <w:rFonts w:ascii="游明朝" w:hAnsi="游明朝" w:eastAsia="游明朝"/>
+                <w:b/>
+                <w:sz w:val="21"/>
+              </w:rPr>
+              <w:t>全例（4,374）</w:t>
+            </w:r>
+          </w:p>
+        </w:tc>
+      </w:tr>
+      <w:tr>
+        <w:tc>
+          <w:tcPr>
+            <w:tcW w:type="dxa" w:w="2428"/>
+          </w:tcPr>
+          <w:p>
+            <w:r>
+              <w:rPr>
+                <w:rFonts w:ascii="游明朝" w:hAnsi="游明朝" w:eastAsia="游明朝"/>
+                <w:b w:val="0"/>
+                <w:sz w:val="21"/>
+              </w:rPr>
+              <w:t>ΔT×PWV 凍結版</w:t>
+            </w:r>
+          </w:p>
+        </w:tc>
+        <w:tc>
+          <w:tcPr>
+            <w:tcW w:type="dxa" w:w="2428"/>
+          </w:tcPr>
+          <w:p>
+            <w:r>
+              <w:rPr>
+                <w:rFonts w:ascii="游明朝" w:hAnsi="游明朝" w:eastAsia="游明朝"/>
+                <w:b w:val="0"/>
+                <w:sz w:val="21"/>
+              </w:rPr>
+              <w:t>A</w:t>
+            </w:r>
+          </w:p>
+        </w:tc>
+        <w:tc>
+          <w:tcPr>
+            <w:tcW w:type="dxa" w:w="2428"/>
+          </w:tcPr>
+          <w:p>
+            <w:r>
+              <w:rPr>
+                <w:rFonts w:ascii="游明朝" w:hAnsi="游明朝" w:eastAsia="游明朝"/>
+                <w:b w:val="0"/>
+                <w:sz w:val="21"/>
+              </w:rPr>
+              <w:t>0.224（4/6）</w:t>
+            </w:r>
+          </w:p>
+        </w:tc>
+        <w:tc>
+          <w:tcPr>
+            <w:tcW w:type="dxa" w:w="2428"/>
+          </w:tcPr>
+          <w:p>
+            <w:r>
+              <w:rPr>
+                <w:rFonts w:ascii="游明朝" w:hAnsi="游明朝" w:eastAsia="游明朝"/>
+                <w:b w:val="0"/>
+                <w:sz w:val="21"/>
+              </w:rPr>
+              <w:t>0.220（6/6）</w:t>
+            </w:r>
+          </w:p>
+        </w:tc>
+        <w:tc>
+          <w:tcPr>
+            <w:tcW w:type="dxa" w:w="2428"/>
+          </w:tcPr>
+          <w:p>
+            <w:r>
+              <w:rPr>
+                <w:rFonts w:ascii="游明朝" w:hAnsi="游明朝" w:eastAsia="游明朝"/>
+                <w:b w:val="0"/>
+                <w:sz w:val="21"/>
+              </w:rPr>
+              <w:t>0.472（3/3）</w:t>
+            </w:r>
+          </w:p>
+        </w:tc>
+        <w:tc>
+          <w:tcPr>
+            <w:tcW w:type="dxa" w:w="2428"/>
+          </w:tcPr>
+          <w:p>
+            <w:r>
+              <w:rPr>
+                <w:rFonts w:ascii="游明朝" w:hAnsi="游明朝" w:eastAsia="游明朝"/>
+                <w:b w:val="0"/>
+                <w:sz w:val="21"/>
+              </w:rPr>
+              <w:t>0.223（6/6）</w:t>
+            </w:r>
+          </w:p>
+        </w:tc>
+      </w:tr>
+      <w:tr>
+        <w:tc>
+          <w:tcPr>
+            <w:tcW w:type="dxa" w:w="2428"/>
+          </w:tcPr>
+          <w:p>
+            <w:r>
+              <w:rPr>
+                <w:rFonts w:ascii="游明朝" w:hAnsi="游明朝" w:eastAsia="游明朝"/>
+                <w:b w:val="0"/>
+                <w:sz w:val="21"/>
+              </w:rPr>
+              <w:t>ΔT×PWV 凍結版</w:t>
+            </w:r>
+          </w:p>
+        </w:tc>
+        <w:tc>
+          <w:tcPr>
+            <w:tcW w:type="dxa" w:w="2428"/>
+          </w:tcPr>
+          <w:p>
+            <w:r>
+              <w:rPr>
+                <w:rFonts w:ascii="游明朝" w:hAnsi="游明朝" w:eastAsia="游明朝"/>
+                <w:b w:val="0"/>
+                <w:sz w:val="21"/>
+              </w:rPr>
+              <w:t>C</w:t>
+            </w:r>
+          </w:p>
+        </w:tc>
+        <w:tc>
+          <w:tcPr>
+            <w:tcW w:type="dxa" w:w="2428"/>
+          </w:tcPr>
+          <w:p>
+            <w:r>
+              <w:rPr>
+                <w:rFonts w:ascii="游明朝" w:hAnsi="游明朝" w:eastAsia="游明朝"/>
+                <w:b w:val="0"/>
+                <w:sz w:val="21"/>
+              </w:rPr>
+              <w:t>—</w:t>
+            </w:r>
+          </w:p>
+        </w:tc>
+        <w:tc>
+          <w:tcPr>
+            <w:tcW w:type="dxa" w:w="2428"/>
+          </w:tcPr>
+          <w:p>
+            <w:r>
+              <w:rPr>
+                <w:rFonts w:ascii="游明朝" w:hAnsi="游明朝" w:eastAsia="游明朝"/>
+                <w:b w:val="0"/>
+                <w:sz w:val="21"/>
+              </w:rPr>
+              <w:t>0.207（6/6）</w:t>
+            </w:r>
+          </w:p>
+        </w:tc>
+        <w:tc>
+          <w:tcPr>
+            <w:tcW w:type="dxa" w:w="2428"/>
+          </w:tcPr>
+          <w:p>
+            <w:r>
+              <w:rPr>
+                <w:rFonts w:ascii="游明朝" w:hAnsi="游明朝" w:eastAsia="游明朝"/>
+                <w:b w:val="0"/>
+                <w:sz w:val="21"/>
+              </w:rPr>
+              <w:t>—</w:t>
+            </w:r>
+          </w:p>
+        </w:tc>
+        <w:tc>
+          <w:tcPr>
+            <w:tcW w:type="dxa" w:w="2428"/>
+          </w:tcPr>
+          <w:p>
+            <w:r>
+              <w:rPr>
+                <w:rFonts w:ascii="游明朝" w:hAnsi="游明朝" w:eastAsia="游明朝"/>
+                <w:b w:val="0"/>
+                <w:sz w:val="21"/>
+              </w:rPr>
+              <w:t>0.205（6/6）</w:t>
+            </w:r>
+          </w:p>
+        </w:tc>
+      </w:tr>
+      <w:tr>
+        <w:tc>
+          <w:tcPr>
+            <w:tcW w:type="dxa" w:w="2428"/>
+          </w:tcPr>
+          <w:p>
+            <w:r>
+              <w:rPr>
+                <w:rFonts w:ascii="游明朝" w:hAnsi="游明朝" w:eastAsia="游明朝"/>
+                <w:b w:val="0"/>
+                <w:sz w:val="21"/>
+              </w:rPr>
+              <w:t>ΔT×PWV 0.65 倍で打ち切る（位置の下限 0.01 s）</w:t>
+            </w:r>
+          </w:p>
+        </w:tc>
+        <w:tc>
+          <w:tcPr>
+            <w:tcW w:type="dxa" w:w="2428"/>
+          </w:tcPr>
+          <w:p>
+            <w:r>
+              <w:rPr>
+                <w:rFonts w:ascii="游明朝" w:hAnsi="游明朝" w:eastAsia="游明朝"/>
+                <w:b w:val="0"/>
+                <w:sz w:val="21"/>
+              </w:rPr>
+              <w:t>A</w:t>
+            </w:r>
+          </w:p>
+        </w:tc>
+        <w:tc>
+          <w:tcPr>
+            <w:tcW w:type="dxa" w:w="2428"/>
+          </w:tcPr>
+          <w:p>
+            <w:r>
+              <w:rPr>
+                <w:rFonts w:ascii="游明朝" w:hAnsi="游明朝" w:eastAsia="游明朝"/>
+                <w:b w:val="0"/>
+                <w:sz w:val="21"/>
+              </w:rPr>
+              <w:t>0.193（3/6）</w:t>
+            </w:r>
+          </w:p>
+        </w:tc>
+        <w:tc>
+          <w:tcPr>
+            <w:tcW w:type="dxa" w:w="2428"/>
+          </w:tcPr>
+          <w:p>
+            <w:r>
+              <w:rPr>
+                <w:rFonts w:ascii="游明朝" w:hAnsi="游明朝" w:eastAsia="游明朝"/>
+                <w:b/>
+                <w:sz w:val="21"/>
+              </w:rPr>
+              <w:t>0.826（6/6）</w:t>
+            </w:r>
+          </w:p>
+        </w:tc>
+        <w:tc>
+          <w:tcPr>
+            <w:tcW w:type="dxa" w:w="2428"/>
+          </w:tcPr>
+          <w:p>
+            <w:r>
+              <w:rPr>
+                <w:rFonts w:ascii="游明朝" w:hAnsi="游明朝" w:eastAsia="游明朝"/>
+                <w:b w:val="0"/>
+                <w:sz w:val="21"/>
+              </w:rPr>
+              <w:t>0.540（3/3）</w:t>
+            </w:r>
+          </w:p>
+        </w:tc>
+        <w:tc>
+          <w:tcPr>
+            <w:tcW w:type="dxa" w:w="2428"/>
+          </w:tcPr>
+          <w:p>
+            <w:r>
+              <w:rPr>
+                <w:rFonts w:ascii="游明朝" w:hAnsi="游明朝" w:eastAsia="游明朝"/>
+                <w:b w:val="0"/>
+                <w:sz w:val="21"/>
+              </w:rPr>
+              <w:t>0.808（5/6）</w:t>
+            </w:r>
+          </w:p>
+        </w:tc>
+      </w:tr>
+      <w:tr>
+        <w:tc>
+          <w:tcPr>
+            <w:tcW w:type="dxa" w:w="2428"/>
+          </w:tcPr>
+          <w:p>
+            <w:r>
+              <w:rPr>
+                <w:rFonts w:ascii="游明朝" w:hAnsi="游明朝" w:eastAsia="游明朝"/>
+                <w:b w:val="0"/>
+                <w:sz w:val="21"/>
+              </w:rPr>
+              <w:t>ΔT×PWV 0.65 倍で打ち切る（位置の下限 0.01 s）</w:t>
+            </w:r>
+          </w:p>
+        </w:tc>
+        <w:tc>
+          <w:tcPr>
+            <w:tcW w:type="dxa" w:w="2428"/>
+          </w:tcPr>
+          <w:p>
+            <w:r>
+              <w:rPr>
+                <w:rFonts w:ascii="游明朝" w:hAnsi="游明朝" w:eastAsia="游明朝"/>
+                <w:b w:val="0"/>
+                <w:sz w:val="21"/>
+              </w:rPr>
+              <w:t>C</w:t>
+            </w:r>
+          </w:p>
+        </w:tc>
+        <w:tc>
+          <w:tcPr>
+            <w:tcW w:type="dxa" w:w="2428"/>
+          </w:tcPr>
+          <w:p>
+            <w:r>
+              <w:rPr>
+                <w:rFonts w:ascii="游明朝" w:hAnsi="游明朝" w:eastAsia="游明朝"/>
+                <w:b w:val="0"/>
+                <w:sz w:val="21"/>
+              </w:rPr>
+              <w:t>0.219（4/6）</w:t>
+            </w:r>
+          </w:p>
+        </w:tc>
+        <w:tc>
+          <w:tcPr>
+            <w:tcW w:type="dxa" w:w="2428"/>
+          </w:tcPr>
+          <w:p>
+            <w:r>
+              <w:rPr>
+                <w:rFonts w:ascii="游明朝" w:hAnsi="游明朝" w:eastAsia="游明朝"/>
+                <w:b/>
+                <w:sz w:val="21"/>
+              </w:rPr>
+              <w:t>0.586（6/6）</w:t>
+            </w:r>
+          </w:p>
+        </w:tc>
+        <w:tc>
+          <w:tcPr>
+            <w:tcW w:type="dxa" w:w="2428"/>
+          </w:tcPr>
+          <w:p>
+            <w:r>
+              <w:rPr>
+                <w:rFonts w:ascii="游明朝" w:hAnsi="游明朝" w:eastAsia="游明朝"/>
+                <w:b w:val="0"/>
+                <w:sz w:val="21"/>
+              </w:rPr>
+              <w:t>0.598（3/3）</w:t>
+            </w:r>
+          </w:p>
+        </w:tc>
+        <w:tc>
+          <w:tcPr>
+            <w:tcW w:type="dxa" w:w="2428"/>
+          </w:tcPr>
+          <w:p>
+            <w:r>
+              <w:rPr>
+                <w:rFonts w:ascii="游明朝" w:hAnsi="游明朝" w:eastAsia="游明朝"/>
+                <w:b/>
+                <w:sz w:val="21"/>
+              </w:rPr>
+              <w:t>0.559（6/6）</w:t>
+            </w:r>
+          </w:p>
+        </w:tc>
+      </w:tr>
+      <w:tr>
+        <w:tc>
+          <w:tcPr>
+            <w:tcW w:type="dxa" w:w="2428"/>
+          </w:tcPr>
+          <w:p>
+            <w:r>
+              <w:rPr>
+                <w:rFonts w:ascii="游明朝" w:hAnsi="游明朝" w:eastAsia="游明朝"/>
+                <w:b w:val="0"/>
+                <w:sz w:val="21"/>
+              </w:rPr>
+              <w:t>ΔT×PWV （参考）特徴点法（同梱）</w:t>
+            </w:r>
+          </w:p>
+        </w:tc>
+        <w:tc>
+          <w:tcPr>
+            <w:tcW w:type="dxa" w:w="2428"/>
+          </w:tcPr>
+          <w:p>
+            <w:r>
+              <w:rPr>
+                <w:rFonts w:ascii="游明朝" w:hAnsi="游明朝" w:eastAsia="游明朝"/>
+                <w:b w:val="0"/>
+                <w:sz w:val="21"/>
+              </w:rPr>
+              <w:t>C</w:t>
+            </w:r>
+          </w:p>
+        </w:tc>
+        <w:tc>
+          <w:tcPr>
+            <w:tcW w:type="dxa" w:w="2428"/>
+          </w:tcPr>
+          <w:p>
+            <w:r>
+              <w:rPr>
+                <w:rFonts w:ascii="游明朝" w:hAnsi="游明朝" w:eastAsia="游明朝"/>
+                <w:b w:val="0"/>
+                <w:sz w:val="21"/>
+              </w:rPr>
+              <w:t>0.343（4/6）</w:t>
+            </w:r>
+          </w:p>
+        </w:tc>
+        <w:tc>
+          <w:tcPr>
+            <w:tcW w:type="dxa" w:w="2428"/>
+          </w:tcPr>
+          <w:p>
+            <w:r>
+              <w:rPr>
+                <w:rFonts w:ascii="游明朝" w:hAnsi="游明朝" w:eastAsia="游明朝"/>
+                <w:b/>
+                <w:sz w:val="21"/>
+              </w:rPr>
+              <w:t>0.430（6/6）</w:t>
+            </w:r>
+          </w:p>
+        </w:tc>
+        <w:tc>
+          <w:tcPr>
+            <w:tcW w:type="dxa" w:w="2428"/>
+          </w:tcPr>
+          <w:p>
+            <w:r>
+              <w:rPr>
+                <w:rFonts w:ascii="游明朝" w:hAnsi="游明朝" w:eastAsia="游明朝"/>
+                <w:b w:val="0"/>
+                <w:sz w:val="21"/>
+              </w:rPr>
+              <w:t>0.796（3/3）</w:t>
+            </w:r>
+          </w:p>
+        </w:tc>
+        <w:tc>
+          <w:tcPr>
+            <w:tcW w:type="dxa" w:w="2428"/>
+          </w:tcPr>
+          <w:p>
+            <w:r>
+              <w:rPr>
+                <w:rFonts w:ascii="游明朝" w:hAnsi="游明朝" w:eastAsia="游明朝"/>
+                <w:b/>
+                <w:sz w:val="21"/>
+              </w:rPr>
+              <w:t>0.710（6/6）</w:t>
+            </w:r>
+          </w:p>
+        </w:tc>
+      </w:tr>
+      <w:tr>
+        <w:tc>
+          <w:tcPr>
+            <w:tcW w:type="dxa" w:w="2428"/>
+          </w:tcPr>
+          <w:p>
+            <w:r>
+              <w:rPr>
+                <w:rFonts w:ascii="游明朝" w:hAnsi="游明朝" w:eastAsia="游明朝"/>
+                <w:b w:val="0"/>
+                <w:sz w:val="21"/>
+              </w:rPr>
+              <w:t>RI×抵抗 凍結版</w:t>
+            </w:r>
+          </w:p>
+        </w:tc>
+        <w:tc>
+          <w:tcPr>
+            <w:tcW w:type="dxa" w:w="2428"/>
+          </w:tcPr>
+          <w:p>
+            <w:r>
+              <w:rPr>
+                <w:rFonts w:ascii="游明朝" w:hAnsi="游明朝" w:eastAsia="游明朝"/>
+                <w:b w:val="0"/>
+                <w:sz w:val="21"/>
+              </w:rPr>
+              <w:t>C</w:t>
+            </w:r>
+          </w:p>
+        </w:tc>
+        <w:tc>
+          <w:tcPr>
+            <w:tcW w:type="dxa" w:w="2428"/>
+          </w:tcPr>
+          <w:p>
+            <w:r>
+              <w:rPr>
+                <w:rFonts w:ascii="游明朝" w:hAnsi="游明朝" w:eastAsia="游明朝"/>
+                <w:b w:val="0"/>
+                <w:sz w:val="21"/>
+              </w:rPr>
+              <w:t>—</w:t>
+            </w:r>
+          </w:p>
+        </w:tc>
+        <w:tc>
+          <w:tcPr>
+            <w:tcW w:type="dxa" w:w="2428"/>
+          </w:tcPr>
+          <w:p>
+            <w:r>
+              <w:rPr>
+                <w:rFonts w:ascii="游明朝" w:hAnsi="游明朝" w:eastAsia="游明朝"/>
+                <w:b w:val="0"/>
+                <w:sz w:val="21"/>
+              </w:rPr>
+              <w:t>0.184（4/6）</w:t>
+            </w:r>
+          </w:p>
+        </w:tc>
+        <w:tc>
+          <w:tcPr>
+            <w:tcW w:type="dxa" w:w="2428"/>
+          </w:tcPr>
+          <w:p>
+            <w:r>
+              <w:rPr>
+                <w:rFonts w:ascii="游明朝" w:hAnsi="游明朝" w:eastAsia="游明朝"/>
+                <w:b w:val="0"/>
+                <w:sz w:val="21"/>
+              </w:rPr>
+              <w:t>—</w:t>
+            </w:r>
+          </w:p>
+        </w:tc>
+        <w:tc>
+          <w:tcPr>
+            <w:tcW w:type="dxa" w:w="2428"/>
+          </w:tcPr>
+          <w:p>
+            <w:r>
+              <w:rPr>
+                <w:rFonts w:ascii="游明朝" w:hAnsi="游明朝" w:eastAsia="游明朝"/>
+                <w:b w:val="0"/>
+                <w:sz w:val="21"/>
+              </w:rPr>
+              <w:t>0.171（4/6）</w:t>
+            </w:r>
+          </w:p>
+        </w:tc>
+      </w:tr>
+      <w:tr>
+        <w:tc>
+          <w:tcPr>
+            <w:tcW w:type="dxa" w:w="2428"/>
+          </w:tcPr>
+          <w:p>
+            <w:r>
+              <w:rPr>
+                <w:rFonts w:ascii="游明朝" w:hAnsi="游明朝" w:eastAsia="游明朝"/>
+                <w:b w:val="0"/>
+                <w:sz w:val="21"/>
+              </w:rPr>
+              <w:t>RI×抵抗 1 次微分の領域</w:t>
+            </w:r>
+          </w:p>
+        </w:tc>
+        <w:tc>
+          <w:tcPr>
+            <w:tcW w:type="dxa" w:w="2428"/>
+          </w:tcPr>
+          <w:p>
+            <w:r>
+              <w:rPr>
+                <w:rFonts w:ascii="游明朝" w:hAnsi="游明朝" w:eastAsia="游明朝"/>
+                <w:b w:val="0"/>
+                <w:sz w:val="21"/>
+              </w:rPr>
+              <w:t>C</w:t>
+            </w:r>
+          </w:p>
+        </w:tc>
+        <w:tc>
+          <w:tcPr>
+            <w:tcW w:type="dxa" w:w="2428"/>
+          </w:tcPr>
+          <w:p>
+            <w:r>
+              <w:rPr>
+                <w:rFonts w:ascii="游明朝" w:hAnsi="游明朝" w:eastAsia="游明朝"/>
+                <w:b w:val="0"/>
+                <w:sz w:val="21"/>
+              </w:rPr>
+              <w:t>—</w:t>
+            </w:r>
+          </w:p>
+        </w:tc>
+        <w:tc>
+          <w:tcPr>
+            <w:tcW w:type="dxa" w:w="2428"/>
+          </w:tcPr>
+          <w:p>
+            <w:r>
+              <w:rPr>
+                <w:rFonts w:ascii="游明朝" w:hAnsi="游明朝" w:eastAsia="游明朝"/>
+                <w:b/>
+                <w:sz w:val="21"/>
+              </w:rPr>
+              <w:t>0.416（6/6）</w:t>
+            </w:r>
+          </w:p>
+        </w:tc>
+        <w:tc>
+          <w:tcPr>
+            <w:tcW w:type="dxa" w:w="2428"/>
+          </w:tcPr>
+          <w:p>
+            <w:r>
+              <w:rPr>
+                <w:rFonts w:ascii="游明朝" w:hAnsi="游明朝" w:eastAsia="游明朝"/>
+                <w:b w:val="0"/>
+                <w:sz w:val="21"/>
+              </w:rPr>
+              <w:t>—</w:t>
+            </w:r>
+          </w:p>
+        </w:tc>
+        <w:tc>
+          <w:tcPr>
+            <w:tcW w:type="dxa" w:w="2428"/>
+          </w:tcPr>
+          <w:p>
+            <w:r>
+              <w:rPr>
+                <w:rFonts w:ascii="游明朝" w:hAnsi="游明朝" w:eastAsia="游明朝"/>
+                <w:b/>
+                <w:sz w:val="21"/>
+              </w:rPr>
+              <w:t>0.394（6/6）</w:t>
+            </w:r>
+          </w:p>
+        </w:tc>
+      </w:tr>
+      <w:tr>
+        <w:tc>
+          <w:tcPr>
+            <w:tcW w:type="dxa" w:w="2428"/>
+          </w:tcPr>
+          <w:p>
+            <w:r>
+              <w:rPr>
+                <w:rFonts w:ascii="游明朝" w:hAnsi="游明朝" w:eastAsia="游明朝"/>
+                <w:b w:val="0"/>
+                <w:sz w:val="21"/>
+              </w:rPr>
+              <w:t>RI×抵抗 （参考）特徴点法（同梱）</w:t>
+            </w:r>
+          </w:p>
+        </w:tc>
+        <w:tc>
+          <w:tcPr>
+            <w:tcW w:type="dxa" w:w="2428"/>
+          </w:tcPr>
+          <w:p>
+            <w:r>
+              <w:rPr>
+                <w:rFonts w:ascii="游明朝" w:hAnsi="游明朝" w:eastAsia="游明朝"/>
+                <w:b w:val="0"/>
+                <w:sz w:val="21"/>
+              </w:rPr>
+              <w:t>C</w:t>
+            </w:r>
+          </w:p>
+        </w:tc>
+        <w:tc>
+          <w:tcPr>
+            <w:tcW w:type="dxa" w:w="2428"/>
+          </w:tcPr>
+          <w:p>
+            <w:r>
+              <w:rPr>
+                <w:rFonts w:ascii="游明朝" w:hAnsi="游明朝" w:eastAsia="游明朝"/>
+                <w:b w:val="0"/>
+                <w:sz w:val="21"/>
+              </w:rPr>
+              <w:t>0.481（6/6）</w:t>
+            </w:r>
+          </w:p>
+        </w:tc>
+        <w:tc>
+          <w:tcPr>
+            <w:tcW w:type="dxa" w:w="2428"/>
+          </w:tcPr>
+          <w:p>
+            <w:r>
+              <w:rPr>
+                <w:rFonts w:ascii="游明朝" w:hAnsi="游明朝" w:eastAsia="游明朝"/>
+                <w:b/>
+                <w:sz w:val="21"/>
+              </w:rPr>
+              <w:t>0.550（6/6）</w:t>
+            </w:r>
+          </w:p>
+        </w:tc>
+        <w:tc>
+          <w:tcPr>
+            <w:tcW w:type="dxa" w:w="2428"/>
+          </w:tcPr>
+          <w:p>
+            <w:r>
+              <w:rPr>
+                <w:rFonts w:ascii="游明朝" w:hAnsi="游明朝" w:eastAsia="游明朝"/>
+                <w:b w:val="0"/>
+                <w:sz w:val="21"/>
+              </w:rPr>
+              <w:t>0.888（3/3）</w:t>
+            </w:r>
+          </w:p>
+        </w:tc>
+        <w:tc>
+          <w:tcPr>
+            <w:tcW w:type="dxa" w:w="2428"/>
+          </w:tcPr>
+          <w:p>
+            <w:r>
+              <w:rPr>
+                <w:rFonts w:ascii="游明朝" w:hAnsi="游明朝" w:eastAsia="游明朝"/>
+                <w:b/>
+                <w:sz w:val="21"/>
+              </w:rPr>
+              <w:t>0.504（6/6）</w:t>
+            </w:r>
+          </w:p>
+        </w:tc>
+      </w:tr>
+    </w:tbl>
+    <w:p>
+      <w:r>
+        <w:rPr>
+          <w:rFonts w:ascii="游明朝" w:hAnsi="游明朝" w:eastAsia="游明朝"/>
+          <w:sz w:val="21"/>
+          <w:vertAlign w:val="superscript"/>
+        </w:rPr>
+        <w:t>a</w:t>
+      </w:r>
+      <w:r>
+        <w:rPr>
+          <w:rFonts w:ascii="游明朝" w:hAnsi="游明朝" w:eastAsia="游明朝"/>
+          <w:b w:val="0"/>
+          <w:sz w:val="21"/>
+        </w:rPr>
+        <w:t xml:space="preserve"> 探索・事後の解析であり、判定には用いない。改良した当てはめを主解析に用いるには新たな事前登録が要る。</w:t>
+      </w:r>
+    </w:p>
+    <w:p>
+      <w:r>
+        <w:rPr>
+          <w:rFonts w:ascii="游明朝" w:hAnsi="游明朝" w:eastAsia="游明朝"/>
+          <w:sz w:val="21"/>
+          <w:vertAlign w:val="superscript"/>
+        </w:rPr>
+        <w:t>b</w:t>
+      </w:r>
+      <w:r>
+        <w:rPr>
+          <w:rFonts w:ascii="游明朝" w:hAnsi="游明朝" w:eastAsia="游明朝"/>
+          <w:b w:val="0"/>
+          <w:sz w:val="21"/>
+        </w:rPr>
+        <w:t xml:space="preserve"> 出典: 02_tables.md 表6d。台本 50番（docs/research/results/50_reservoir_bench.txt）。lab_log 追記144。</w:t>
+      </w:r>
+    </w:p>
+    <w:p>
+      <w:r>
+        <w:rPr>
+          <w:rFonts w:ascii="游明朝" w:hAnsi="游明朝" w:eastAsia="游明朝"/>
+          <w:sz w:val="21"/>
+          <w:vertAlign w:val="superscript"/>
+        </w:rPr>
+        <w:t>c</w:t>
+      </w:r>
+      <w:r>
+        <w:rPr>
+          <w:rFonts w:ascii="游明朝" w:hAnsi="游明朝" w:eastAsia="游明朝"/>
+          <w:b w:val="0"/>
+          <w:sz w:val="21"/>
+        </w:rPr>
+        <w:t xml:space="preserve"> A 段＝その手法が採用した被験者だけ、B 段＝比べる全手法が採用した共通例、C 段＝採否を無視した全員。—は記録に無い値。</w:t>
+      </w:r>
+    </w:p>
+    <w:p>
+      <w:r>
+        <w:rPr>
+          <w:rFonts w:ascii="游明朝" w:hAnsi="游明朝" w:eastAsia="游明朝"/>
+          <w:sz w:val="21"/>
+          <w:vertAlign w:val="superscript"/>
+        </w:rPr>
+        <w:t>d</w:t>
+      </w:r>
+      <w:r>
+        <w:rPr>
+          <w:rFonts w:ascii="游明朝" w:hAnsi="游明朝" w:eastAsia="游明朝"/>
+          <w:b w:val="0"/>
+          <w:sz w:val="21"/>
+        </w:rPr>
+        <w:t xml:space="preserve"> 事前に決めた判定は全例で下したので、記録にある全例・型1・型4 の値を並べる。この実行の打ち切りは 0.65 倍の打ち切りに第2成分の位置の下限 0.01 s を組み合わせた版 (6) で、型3 では (6b) とほぼ同じ（A 段 0.826 対 0.828、C 段 0.586 対 0.596。lab_log 追記146）。(6b) の全例の値は記録に無い。</w:t>
+      </w:r>
+    </w:p>
+    <w:p>
+      <w:r>
+        <w:rPr>
+          <w:rFonts w:ascii="游明朝" w:hAnsi="游明朝" w:eastAsia="游明朝"/>
+          <w:sz w:val="21"/>
+          <w:vertAlign w:val="superscript"/>
+        </w:rPr>
+        <w:t>e</w:t>
+      </w:r>
+      <w:r>
+        <w:rPr>
+          <w:rFonts w:ascii="游明朝" w:hAnsi="游明朝" w:eastAsia="游明朝"/>
+          <w:b w:val="0"/>
+          <w:sz w:val="21"/>
+        </w:rPr>
+        <w:t xml:space="preserve"> 太字は規準（|ρ| の中央値 ≥ 0.30 かつ全 6 層で予測の向き）を満たす値。型4 は 8 名以上の層が 3 層しかなく、全 6 層の規準は評価できない。</w:t>
+      </w:r>
+    </w:p>
+    <w:p>
+      <w:r>
+        <w:rPr>
+          <w:rFonts w:ascii="游明朝" w:hAnsi="游明朝" w:eastAsia="游明朝"/>
+          <w:sz w:val="21"/>
+          <w:vertAlign w:val="superscript"/>
+        </w:rPr>
+        <w:t>f</w:t>
+      </w:r>
+      <w:r>
+        <w:rPr>
+          <w:rFonts w:ascii="游明朝" w:hAnsi="游明朝" w:eastAsia="游明朝"/>
+          <w:b w:val="0"/>
+          <w:sz w:val="21"/>
+        </w:rPr>
+        <w:t xml:space="preserve"> 全例では、打ち切った版の ΔT は C 段 0.559（6/6）で凍結版（0.223）より高いが、同じ全例の特徴点法（0.710）には届かない。A 段の全例は 0.808 だが 5/6 層で規準を満たさない。型1 では打ち切っても 0.193・0.219 で低い（型1 は層内の大動脈PWV の幅が型3 の約 1/12 で、どの手法でも小さく出る。表6b）。型3 で特徴点法（0.430）を上回ったのは、型3 の中の特徴点法の値が全例より低いためでもある（表8 の注）。RI は 1 次微分の領域でも全例 0.394 で、特徴点法（0.504）に届かない。</w:t>
       </w:r>
     </w:p>
     <w:p>
@@ -10385,7 +11587,7 @@
           <w:sz w:val="21"/>
           <w:vertAlign w:val="superscript"/>
         </w:rPr>
-        <w:t>a, b, c, d, e, f</w:t>
+        <w:t>a, b, c, d, e, f, g</w:t>
       </w:r>
       <w:r>
         <w:rPr>
@@ -12032,7 +13234,7 @@
           <w:b w:val="0"/>
           <w:sz w:val="21"/>
         </w:rPr>
-        <w:t xml:space="preserve"> 同梱の特徴点法の C 段は雑音を足していない拍の値であり、雑音の列では同じ条件の比較になっていない。</w:t>
+        <w:t xml:space="preserve"> 同梱の特徴点法の C 段は雑音を足していない拍の値であり、雑音の列では同じ条件の比較になっていない（雑音を足した拍に特徴点法を当て直す比較は未実施）。B 段で値が動くのは共通例の集まりが変わるため。</w:t>
       </w:r>
     </w:p>
     <w:p>
@@ -12043,6 +13245,24 @@
           <w:vertAlign w:val="superscript"/>
         </w:rPr>
         <w:t>f</w:t>
+      </w:r>
+      <w:r>
+        <w:rPr>
+          <w:rFonts w:ascii="游明朝" w:hAnsi="游明朝" w:eastAsia="游明朝"/>
+          <w:b w:val="0"/>
+          <w:sz w:val="21"/>
+        </w:rPr>
+        <w:t xml:space="preserve"> 走らせる前に決めた読み方と結果（lab_log 追記153 §5・追記158）。B 段の問いは「打ち切った版の RI が A 段でしか規準を満たさないのは、当てはめの良さか採用の仕方か」（追記149 の問1）。読み方は「打ち切った版の B 段が |ρ| の中央値 0.30 以上かつ全層で予測の向きなら当てはめの良さ、凍結版の B 段との差が 0.10 未満なら採用の仕方、その間なら両方」。結果は 0.381（6/6）・凍結版との差 0.197 で規則の上では当てはめの良さだが、B 段が分解に有利な部分集合であること、C 段 0.107、雑音で 0.266・0.168 に落ちることから「両方」と読んだ。雑音の読み方は「雑音 1% で 1 次微分の版の通過率が 0.30 未満、または型3・C 段の ΔT × 大動脈PWV が 0.30 未満なら雑音に弱い」で、1% では 0.326・0.337 と該当せず、2% で通過率 0.290 と同じ閾値を下回った。太字は結果ファイルにある層ごとの向き（予測の向きを持った層の数）を用いて付けた。層の数はこの表には写していない。</w:t>
+      </w:r>
+    </w:p>
+    <w:p>
+      <w:r>
+        <w:rPr>
+          <w:rFonts w:ascii="游明朝" w:hAnsi="游明朝" w:eastAsia="游明朝"/>
+          <w:sz w:val="21"/>
+          <w:vertAlign w:val="superscript"/>
+        </w:rPr>
+        <w:t>g</w:t>
       </w:r>
       <w:r>
         <w:rPr>
@@ -14064,8 +15284,805 @@
         <w:t xml:space="preserve"> 太字は規準（|ρ| の中央値 ≥ 0.30 かつ全層で予測の向き）を満たす値。</w:t>
       </w:r>
     </w:p>
+    <w:p>
+      <w:pPr>
+        <w:sectPr>
+          <w:pgSz w:w="11906" w:h="16838"/>
+          <w:pgMar w:top="1134" w:right="1134" w:bottom="1134" w:left="1134" w:header="720" w:footer="720" w:gutter="0"/>
+          <w:cols w:space="720"/>
+          <w:docGrid w:linePitch="360"/>
+        </w:sectPr>
+      </w:pPr>
+    </w:p>
+    <w:p>
+      <w:r>
+        <w:rPr>
+          <w:rFonts w:ascii="游明朝" w:hAnsi="游明朝" w:eastAsia="游明朝"/>
+          <w:b/>
+          <w:sz w:val="21"/>
+        </w:rPr>
+        <w:t xml:space="preserve">補足表 S3. </w:t>
+      </w:r>
+      <w:r>
+        <w:rPr>
+          <w:rFonts w:ascii="游明朝" w:hAnsi="游明朝" w:eastAsia="游明朝"/>
+          <w:b w:val="0"/>
+          <w:sz w:val="21"/>
+        </w:rPr>
+        <w:t>追加の検査: 採否の偏り（C6）・第1成分の位置（C7）・因子ごとの主効果（C8）（型3・探索・事後）</w:t>
+      </w:r>
+      <w:r>
+        <w:rPr>
+          <w:rFonts w:ascii="游明朝" w:hAnsi="游明朝" w:eastAsia="游明朝"/>
+          <w:b w:val="0"/>
+          <w:sz w:val="21"/>
+          <w:vertAlign w:val="superscript"/>
+        </w:rPr>
+        <w:t>a, b, c, d, e</w:t>
+      </w:r>
+      <w:r>
+        <w:rPr>
+          <w:rFonts w:ascii="游明朝" w:hAnsi="游明朝" w:eastAsia="游明朝"/>
+          <w:b w:val="0"/>
+          <w:sz w:val="21"/>
+        </w:rPr>
+        <w:t>。</w:t>
+      </w:r>
+    </w:p>
+    <w:tbl>
+      <w:tblPr>
+        <w:tblStyle w:val="TableGrid"/>
+        <w:tblW w:type="auto" w:w="0"/>
+        <w:tblLayout w:type="autofit"/>
+        <w:tblLook w:firstColumn="1" w:firstRow="1" w:lastColumn="0" w:lastRow="0" w:noHBand="0" w:noVBand="1" w:val="04A0"/>
+      </w:tblPr>
+      <w:tblGrid>
+        <w:gridCol w:w="2081"/>
+        <w:gridCol w:w="2081"/>
+        <w:gridCol w:w="2081"/>
+        <w:gridCol w:w="2081"/>
+        <w:gridCol w:w="2081"/>
+        <w:gridCol w:w="2081"/>
+        <w:gridCol w:w="2081"/>
+      </w:tblGrid>
+      <w:tr>
+        <w:trPr>
+          <w:tblHeader w:val="true"/>
+        </w:trPr>
+        <w:tc>
+          <w:tcPr>
+            <w:tcW w:type="dxa" w:w="2081"/>
+          </w:tcPr>
+          <w:p>
+            <w:r>
+              <w:rPr>
+                <w:rFonts w:ascii="游明朝" w:hAnsi="游明朝" w:eastAsia="游明朝"/>
+                <w:b/>
+                <w:sz w:val="18"/>
+              </w:rPr>
+              <w:t>検査</w:t>
+            </w:r>
+          </w:p>
+        </w:tc>
+        <w:tc>
+          <w:tcPr>
+            <w:tcW w:type="dxa" w:w="2081"/>
+          </w:tcPr>
+          <w:p>
+            <w:r>
+              <w:rPr>
+                <w:rFonts w:ascii="游明朝" w:hAnsi="游明朝" w:eastAsia="游明朝"/>
+                <w:b/>
+                <w:sz w:val="18"/>
+              </w:rPr>
+              <w:t>走らせる前に決めた読み方</w:t>
+            </w:r>
+          </w:p>
+        </w:tc>
+        <w:tc>
+          <w:tcPr>
+            <w:tcW w:type="dxa" w:w="2081"/>
+          </w:tcPr>
+          <w:p>
+            <w:r>
+              <w:rPr>
+                <w:rFonts w:ascii="游明朝" w:hAnsi="游明朝" w:eastAsia="游明朝"/>
+                <w:b/>
+                <w:sz w:val="18"/>
+              </w:rPr>
+              <w:t>凍結版</w:t>
+            </w:r>
+          </w:p>
+        </w:tc>
+        <w:tc>
+          <w:tcPr>
+            <w:tcW w:type="dxa" w:w="2081"/>
+          </w:tcPr>
+          <w:p>
+            <w:r>
+              <w:rPr>
+                <w:rFonts w:ascii="游明朝" w:hAnsi="游明朝" w:eastAsia="游明朝"/>
+                <w:b/>
+                <w:sz w:val="18"/>
+              </w:rPr>
+              <w:t>0.65 倍で打ち切る</w:t>
+            </w:r>
+          </w:p>
+        </w:tc>
+        <w:tc>
+          <w:tcPr>
+            <w:tcW w:type="dxa" w:w="2081"/>
+          </w:tcPr>
+          <w:p>
+            <w:r>
+              <w:rPr>
+                <w:rFonts w:ascii="游明朝" w:hAnsi="游明朝" w:eastAsia="游明朝"/>
+                <w:b/>
+                <w:sz w:val="18"/>
+              </w:rPr>
+              <w:t>1 次微分の領域</w:t>
+            </w:r>
+          </w:p>
+        </w:tc>
+        <w:tc>
+          <w:tcPr>
+            <w:tcW w:type="dxa" w:w="2081"/>
+          </w:tcPr>
+          <w:p>
+            <w:r>
+              <w:rPr>
+                <w:rFonts w:ascii="游明朝" w:hAnsi="游明朝" w:eastAsia="游明朝"/>
+                <w:b/>
+                <w:sz w:val="18"/>
+              </w:rPr>
+              <w:t>（参考）特徴点法（同梱）</w:t>
+            </w:r>
+          </w:p>
+        </w:tc>
+        <w:tc>
+          <w:tcPr>
+            <w:tcW w:type="dxa" w:w="2081"/>
+          </w:tcPr>
+          <w:p>
+            <w:r>
+              <w:rPr>
+                <w:rFonts w:ascii="游明朝" w:hAnsi="游明朝" w:eastAsia="游明朝"/>
+                <w:b/>
+                <w:sz w:val="18"/>
+              </w:rPr>
+              <w:t>結果</w:t>
+            </w:r>
+          </w:p>
+        </w:tc>
+      </w:tr>
+      <w:tr>
+        <w:tc>
+          <w:tcPr>
+            <w:tcW w:type="dxa" w:w="2081"/>
+          </w:tcPr>
+          <w:p>
+            <w:r>
+              <w:rPr>
+                <w:rFonts w:ascii="游明朝" w:hAnsi="游明朝" w:eastAsia="游明朝"/>
+                <w:b w:val="0"/>
+                <w:sz w:val="18"/>
+              </w:rPr>
+              <w:t>C6 採否 × 大動脈PWV の層内 ρ</w:t>
+            </w:r>
+          </w:p>
+        </w:tc>
+        <w:tc>
+          <w:tcPr>
+            <w:tcW w:type="dxa" w:w="2081"/>
+          </w:tcPr>
+          <w:p>
+            <w:r>
+              <w:rPr>
+                <w:rFonts w:ascii="游明朝" w:hAnsi="游明朝" w:eastAsia="游明朝"/>
+                <w:b w:val="0"/>
+                <w:sz w:val="18"/>
+              </w:rPr>
+              <w:t>ρ が −0.10 より小さければ、A 段は大動脈PWV の低い側に偏る</w:t>
+            </w:r>
+          </w:p>
+        </w:tc>
+        <w:tc>
+          <w:tcPr>
+            <w:tcW w:type="dxa" w:w="2081"/>
+          </w:tcPr>
+          <w:p>
+            <w:r>
+              <w:rPr>
+                <w:rFonts w:ascii="游明朝" w:hAnsi="游明朝" w:eastAsia="游明朝"/>
+                <w:b w:val="0"/>
+                <w:sz w:val="18"/>
+              </w:rPr>
+              <w:t>−0.124</w:t>
+            </w:r>
+          </w:p>
+        </w:tc>
+        <w:tc>
+          <w:tcPr>
+            <w:tcW w:type="dxa" w:w="2081"/>
+          </w:tcPr>
+          <w:p>
+            <w:r>
+              <w:rPr>
+                <w:rFonts w:ascii="游明朝" w:hAnsi="游明朝" w:eastAsia="游明朝"/>
+                <w:b w:val="0"/>
+                <w:sz w:val="18"/>
+              </w:rPr>
+              <w:t>+0.026（PWV の三分位ごとの通過率 0.595・0.278・0.451）</w:t>
+            </w:r>
+          </w:p>
+        </w:tc>
+        <w:tc>
+          <w:tcPr>
+            <w:tcW w:type="dxa" w:w="2081"/>
+          </w:tcPr>
+          <w:p>
+            <w:r>
+              <w:rPr>
+                <w:rFonts w:ascii="游明朝" w:hAnsi="游明朝" w:eastAsia="游明朝"/>
+                <w:b w:val="0"/>
+                <w:sz w:val="18"/>
+              </w:rPr>
+              <w:t>−0.542（同 0.777・0.522・0.361）</w:t>
+            </w:r>
+          </w:p>
+        </w:tc>
+        <w:tc>
+          <w:tcPr>
+            <w:tcW w:type="dxa" w:w="2081"/>
+          </w:tcPr>
+          <w:p>
+            <w:r>
+              <w:rPr>
+                <w:rFonts w:ascii="游明朝" w:hAnsi="游明朝" w:eastAsia="游明朝"/>
+                <w:b w:val="0"/>
+                <w:sz w:val="18"/>
+              </w:rPr>
+              <w:t>—</w:t>
+            </w:r>
+          </w:p>
+        </w:tc>
+        <w:tc>
+          <w:tcPr>
+            <w:tcW w:type="dxa" w:w="2081"/>
+          </w:tcPr>
+          <w:p>
+            <w:r>
+              <w:rPr>
+                <w:rFonts w:ascii="游明朝" w:hAnsi="游明朝" w:eastAsia="游明朝"/>
+                <w:b w:val="0"/>
+                <w:sz w:val="18"/>
+              </w:rPr>
+              <w:t>凍結版と 1 次微分の領域は偏る。打ち切りは偏らない</w:t>
+            </w:r>
+          </w:p>
+        </w:tc>
+      </w:tr>
+      <w:tr>
+        <w:tc>
+          <w:tcPr>
+            <w:tcW w:type="dxa" w:w="2081"/>
+          </w:tcPr>
+          <w:p>
+            <w:r>
+              <w:rPr>
+                <w:rFonts w:ascii="游明朝" w:hAnsi="游明朝" w:eastAsia="游明朝"/>
+                <w:b w:val="0"/>
+                <w:sz w:val="18"/>
+              </w:rPr>
+              <w:t>C7a 第1成分と前進波のピークの差（中央値）</w:t>
+            </w:r>
+          </w:p>
+        </w:tc>
+        <w:tc>
+          <w:tcPr>
+            <w:tcW w:type="dxa" w:w="2081"/>
+          </w:tcPr>
+          <w:p>
+            <w:r>
+              <w:rPr>
+                <w:rFonts w:ascii="游明朝" w:hAnsi="游明朝" w:eastAsia="游明朝"/>
+                <w:b w:val="0"/>
+                <w:sz w:val="18"/>
+              </w:rPr>
+              <w:t>20 ms 以内なら第1成分は前進波にある</w:t>
+            </w:r>
+          </w:p>
+        </w:tc>
+        <w:tc>
+          <w:tcPr>
+            <w:tcW w:type="dxa" w:w="2081"/>
+          </w:tcPr>
+          <w:p>
+            <w:r>
+              <w:rPr>
+                <w:rFonts w:ascii="游明朝" w:hAnsi="游明朝" w:eastAsia="游明朝"/>
+                <w:b w:val="0"/>
+                <w:sz w:val="18"/>
+              </w:rPr>
+              <w:t>3 版とも +34〜+50 ms</w:t>
+            </w:r>
+          </w:p>
+        </w:tc>
+        <w:tc>
+          <w:tcPr>
+            <w:tcW w:type="dxa" w:w="2081"/>
+          </w:tcPr>
+          <w:p>
+            <w:r>
+              <w:rPr>
+                <w:rFonts w:ascii="游明朝" w:hAnsi="游明朝" w:eastAsia="游明朝"/>
+                <w:b w:val="0"/>
+                <w:sz w:val="18"/>
+              </w:rPr>
+              <w:t>同左</w:t>
+            </w:r>
+          </w:p>
+        </w:tc>
+        <w:tc>
+          <w:tcPr>
+            <w:tcW w:type="dxa" w:w="2081"/>
+          </w:tcPr>
+          <w:p>
+            <w:r>
+              <w:rPr>
+                <w:rFonts w:ascii="游明朝" w:hAnsi="游明朝" w:eastAsia="游明朝"/>
+                <w:b w:val="0"/>
+                <w:sz w:val="18"/>
+              </w:rPr>
+              <w:t>同左</w:t>
+            </w:r>
+          </w:p>
+        </w:tc>
+        <w:tc>
+          <w:tcPr>
+            <w:tcW w:type="dxa" w:w="2081"/>
+          </w:tcPr>
+          <w:p>
+            <w:r>
+              <w:rPr>
+                <w:rFonts w:ascii="游明朝" w:hAnsi="游明朝" w:eastAsia="游明朝"/>
+                <w:b w:val="0"/>
+                <w:sz w:val="18"/>
+              </w:rPr>
+              <w:t>—</w:t>
+            </w:r>
+          </w:p>
+        </w:tc>
+        <w:tc>
+          <w:tcPr>
+            <w:tcW w:type="dxa" w:w="2081"/>
+          </w:tcPr>
+          <w:p>
+            <w:r>
+              <w:rPr>
+                <w:rFonts w:ascii="游明朝" w:hAnsi="游明朝" w:eastAsia="游明朝"/>
+                <w:b w:val="0"/>
+                <w:sz w:val="18"/>
+              </w:rPr>
+              <w:t>どの版も該当しない。第1成分は PPG の収縮期ピークにある（差 −5〜−8 ms。C 段）</w:t>
+            </w:r>
+          </w:p>
+        </w:tc>
+      </w:tr>
+      <w:tr>
+        <w:tc>
+          <w:tcPr>
+            <w:tcW w:type="dxa" w:w="2081"/>
+          </w:tcPr>
+          <w:p>
+            <w:r>
+              <w:rPr>
+                <w:rFonts w:ascii="游明朝" w:hAnsi="游明朝" w:eastAsia="游明朝"/>
+                <w:b w:val="0"/>
+                <w:sz w:val="18"/>
+              </w:rPr>
+              <w:t>C7b 第1成分の時刻 × 大動脈PWV の層内 ρ</w:t>
+            </w:r>
+          </w:p>
+        </w:tc>
+        <w:tc>
+          <w:tcPr>
+            <w:tcW w:type="dxa" w:w="2081"/>
+          </w:tcPr>
+          <w:p>
+            <w:r>
+              <w:rPr>
+                <w:rFonts w:ascii="游明朝" w:hAnsi="游明朝" w:eastAsia="游明朝"/>
+                <w:b w:val="0"/>
+                <w:sz w:val="18"/>
+              </w:rPr>
+              <w:t>|ρ| が 0.30 以上なら ΔT の変動の一部は第1成分の側から来る</w:t>
+            </w:r>
+          </w:p>
+        </w:tc>
+        <w:tc>
+          <w:tcPr>
+            <w:tcW w:type="dxa" w:w="2081"/>
+          </w:tcPr>
+          <w:p>
+            <w:r>
+              <w:rPr>
+                <w:rFonts w:ascii="游明朝" w:hAnsi="游明朝" w:eastAsia="游明朝"/>
+                <w:b w:val="0"/>
+                <w:sz w:val="18"/>
+              </w:rPr>
+              <w:t>−0.129（C 段）</w:t>
+            </w:r>
+          </w:p>
+        </w:tc>
+        <w:tc>
+          <w:tcPr>
+            <w:tcW w:type="dxa" w:w="2081"/>
+          </w:tcPr>
+          <w:p>
+            <w:r>
+              <w:rPr>
+                <w:rFonts w:ascii="游明朝" w:hAnsi="游明朝" w:eastAsia="游明朝"/>
+                <w:b w:val="0"/>
+                <w:sz w:val="18"/>
+              </w:rPr>
+              <w:t>−0.489（C 段）・−0.794（A 段）</w:t>
+            </w:r>
+          </w:p>
+        </w:tc>
+        <w:tc>
+          <w:tcPr>
+            <w:tcW w:type="dxa" w:w="2081"/>
+          </w:tcPr>
+          <w:p>
+            <w:r>
+              <w:rPr>
+                <w:rFonts w:ascii="游明朝" w:hAnsi="游明朝" w:eastAsia="游明朝"/>
+                <w:b w:val="0"/>
+                <w:sz w:val="18"/>
+              </w:rPr>
+              <w:t>−0.729（C 段）</w:t>
+            </w:r>
+          </w:p>
+        </w:tc>
+        <w:tc>
+          <w:tcPr>
+            <w:tcW w:type="dxa" w:w="2081"/>
+          </w:tcPr>
+          <w:p>
+            <w:r>
+              <w:rPr>
+                <w:rFonts w:ascii="游明朝" w:hAnsi="游明朝" w:eastAsia="游明朝"/>
+                <w:b w:val="0"/>
+                <w:sz w:val="18"/>
+              </w:rPr>
+              <w:t>—</w:t>
+            </w:r>
+          </w:p>
+        </w:tc>
+        <w:tc>
+          <w:tcPr>
+            <w:tcW w:type="dxa" w:w="2081"/>
+          </w:tcPr>
+          <w:p>
+            <w:r>
+              <w:rPr>
+                <w:rFonts w:ascii="游明朝" w:hAnsi="游明朝" w:eastAsia="游明朝"/>
+                <w:b w:val="0"/>
+                <w:sz w:val="18"/>
+              </w:rPr>
+              <w:t>打ち切りと 1 次微分の領域で該当。打ち切りの A 段では第1成分が収縮期ピークより 31 ms 早い</w:t>
+            </w:r>
+          </w:p>
+        </w:tc>
+      </w:tr>
+      <w:tr>
+        <w:tc>
+          <w:tcPr>
+            <w:tcW w:type="dxa" w:w="2081"/>
+          </w:tcPr>
+          <w:p>
+            <w:r>
+              <w:rPr>
+                <w:rFonts w:ascii="游明朝" w:hAnsi="游明朝" w:eastAsia="游明朝"/>
+                <w:b w:val="0"/>
+                <w:sz w:val="18"/>
+              </w:rPr>
+              <w:t>C8 ΔT の因子ごとの主効果</w:t>
+            </w:r>
+          </w:p>
+        </w:tc>
+        <w:tc>
+          <w:tcPr>
+            <w:tcW w:type="dxa" w:w="2081"/>
+          </w:tcPr>
+          <w:p>
+            <w:r>
+              <w:rPr>
+                <w:rFonts w:ascii="游明朝" w:hAnsi="游明朝" w:eastAsia="游明朝"/>
+                <w:b w:val="0"/>
+                <w:sz w:val="18"/>
+              </w:rPr>
+              <w:t>脈波伝播速度の主効果が負で、心拍数・駆出時間の効きが凍結版より小さければ「心拍数・駆出時間の効きが減った」</w:t>
+            </w:r>
+          </w:p>
+        </w:tc>
+        <w:tc>
+          <w:tcPr>
+            <w:tcW w:type="dxa" w:w="2081"/>
+          </w:tcPr>
+          <w:p>
+            <w:r>
+              <w:rPr>
+                <w:rFonts w:ascii="游明朝" w:hAnsi="游明朝" w:eastAsia="游明朝"/>
+                <w:b w:val="0"/>
+                <w:sz w:val="18"/>
+              </w:rPr>
+              <w:t>脈波伝播速度 −15.9%（−0.23）・心拍数 −16.8%（−0.58）</w:t>
+            </w:r>
+          </w:p>
+        </w:tc>
+        <w:tc>
+          <w:tcPr>
+            <w:tcW w:type="dxa" w:w="2081"/>
+          </w:tcPr>
+          <w:p>
+            <w:r>
+              <w:rPr>
+                <w:rFonts w:ascii="游明朝" w:hAnsi="游明朝" w:eastAsia="游明朝"/>
+                <w:b w:val="0"/>
+                <w:sz w:val="18"/>
+              </w:rPr>
+              <w:t>脈波伝播速度 −40.9%（−0.56）・心拍数 −18.3%（−0.41）・平均血圧 −11.9%</w:t>
+            </w:r>
+          </w:p>
+        </w:tc>
+        <w:tc>
+          <w:tcPr>
+            <w:tcW w:type="dxa" w:w="2081"/>
+          </w:tcPr>
+          <w:p>
+            <w:r>
+              <w:rPr>
+                <w:rFonts w:ascii="游明朝" w:hAnsi="游明朝" w:eastAsia="游明朝"/>
+                <w:b w:val="0"/>
+                <w:sz w:val="18"/>
+              </w:rPr>
+              <w:t>脈波伝播速度 −54.8%（−0.64）・心拍数 −3.9%（−0.18）・平均血圧 −13.7%・1回拍出量 +15.6%</w:t>
+            </w:r>
+          </w:p>
+        </w:tc>
+        <w:tc>
+          <w:tcPr>
+            <w:tcW w:type="dxa" w:w="2081"/>
+          </w:tcPr>
+          <w:p>
+            <w:r>
+              <w:rPr>
+                <w:rFonts w:ascii="游明朝" w:hAnsi="游明朝" w:eastAsia="游明朝"/>
+                <w:b w:val="0"/>
+                <w:sz w:val="18"/>
+              </w:rPr>
+              <w:t>脈波伝播速度 −21.1%（−0.40）・心拍数 −5.3%・1回拍出量 +20.4%（+0.60）</w:t>
+            </w:r>
+          </w:p>
+        </w:tc>
+        <w:tc>
+          <w:tcPr>
+            <w:tcW w:type="dxa" w:w="2081"/>
+          </w:tcPr>
+          <w:p>
+            <w:r>
+              <w:rPr>
+                <w:rFonts w:ascii="游明朝" w:hAnsi="游明朝" w:eastAsia="游明朝"/>
+                <w:b w:val="0"/>
+                <w:sz w:val="18"/>
+              </w:rPr>
+              <w:t>1 次微分の領域は該当。打ち切りは該当しない（脈波伝播速度の効きだけが増えた）</w:t>
+            </w:r>
+          </w:p>
+        </w:tc>
+      </w:tr>
+      <w:tr>
+        <w:tc>
+          <w:tcPr>
+            <w:tcW w:type="dxa" w:w="2081"/>
+          </w:tcPr>
+          <w:p>
+            <w:r>
+              <w:rPr>
+                <w:rFonts w:ascii="游明朝" w:hAnsi="游明朝" w:eastAsia="游明朝"/>
+                <w:b w:val="0"/>
+                <w:sz w:val="18"/>
+              </w:rPr>
+              <w:t>C8 RI の因子ごとの主効果</w:t>
+            </w:r>
+          </w:p>
+        </w:tc>
+        <w:tc>
+          <w:tcPr>
+            <w:tcW w:type="dxa" w:w="2081"/>
+          </w:tcPr>
+          <w:p>
+            <w:r>
+              <w:rPr>
+                <w:rFonts w:ascii="游明朝" w:hAnsi="游明朝" w:eastAsia="游明朝"/>
+                <w:b w:val="0"/>
+                <w:sz w:val="18"/>
+              </w:rPr>
+              <w:t>決めていない（記述）</w:t>
+            </w:r>
+          </w:p>
+        </w:tc>
+        <w:tc>
+          <w:tcPr>
+            <w:tcW w:type="dxa" w:w="2081"/>
+          </w:tcPr>
+          <w:p>
+            <w:r>
+              <w:rPr>
+                <w:rFonts w:ascii="游明朝" w:hAnsi="游明朝" w:eastAsia="游明朝"/>
+                <w:b w:val="0"/>
+                <w:sz w:val="18"/>
+              </w:rPr>
+              <w:t>脈波伝播速度が最大（値は記録に無い）</w:t>
+            </w:r>
+          </w:p>
+        </w:tc>
+        <w:tc>
+          <w:tcPr>
+            <w:tcW w:type="dxa" w:w="2081"/>
+          </w:tcPr>
+          <w:p>
+            <w:r>
+              <w:rPr>
+                <w:rFonts w:ascii="游明朝" w:hAnsi="游明朝" w:eastAsia="游明朝"/>
+                <w:b w:val="0"/>
+                <w:sz w:val="18"/>
+              </w:rPr>
+              <w:t>脈波伝播速度 +84%</w:t>
+            </w:r>
+          </w:p>
+        </w:tc>
+        <w:tc>
+          <w:tcPr>
+            <w:tcW w:type="dxa" w:w="2081"/>
+          </w:tcPr>
+          <w:p>
+            <w:r>
+              <w:rPr>
+                <w:rFonts w:ascii="游明朝" w:hAnsi="游明朝" w:eastAsia="游明朝"/>
+                <w:b w:val="0"/>
+                <w:sz w:val="18"/>
+              </w:rPr>
+              <w:t>脈波伝播速度 +86%</w:t>
+            </w:r>
+          </w:p>
+        </w:tc>
+        <w:tc>
+          <w:tcPr>
+            <w:tcW w:type="dxa" w:w="2081"/>
+          </w:tcPr>
+          <w:p>
+            <w:r>
+              <w:rPr>
+                <w:rFonts w:ascii="游明朝" w:hAnsi="游明朝" w:eastAsia="游明朝"/>
+                <w:b w:val="0"/>
+                <w:sz w:val="18"/>
+              </w:rPr>
+              <w:t>脈波伝播速度 +46%</w:t>
+            </w:r>
+          </w:p>
+        </w:tc>
+        <w:tc>
+          <w:tcPr>
+            <w:tcW w:type="dxa" w:w="2081"/>
+          </w:tcPr>
+          <w:p>
+            <w:r>
+              <w:rPr>
+                <w:rFonts w:ascii="游明朝" w:hAnsi="游明朝" w:eastAsia="游明朝"/>
+                <w:b w:val="0"/>
+                <w:sz w:val="18"/>
+              </w:rPr>
+              <w:t>どの版も脈波伝播速度の主効果が最大で、平均血圧は +24〜35%</w:t>
+            </w:r>
+          </w:p>
+        </w:tc>
+      </w:tr>
+    </w:tbl>
+    <w:p>
+      <w:r>
+        <w:rPr>
+          <w:rFonts w:ascii="游明朝" w:hAnsi="游明朝" w:eastAsia="游明朝"/>
+          <w:sz w:val="21"/>
+          <w:vertAlign w:val="superscript"/>
+        </w:rPr>
+        <w:t>a</w:t>
+      </w:r>
+      <w:r>
+        <w:rPr>
+          <w:rFonts w:ascii="游明朝" w:hAnsi="游明朝" w:eastAsia="游明朝"/>
+          <w:b w:val="0"/>
+          <w:sz w:val="21"/>
+        </w:rPr>
+        <w:t xml:space="preserve"> 探索・事後の解析であり、判定には用いない。改良した当てはめを主解析に用いるには新たな事前登録が要る。</w:t>
+      </w:r>
+    </w:p>
+    <w:p>
+      <w:r>
+        <w:rPr>
+          <w:rFonts w:ascii="游明朝" w:hAnsi="游明朝" w:eastAsia="游明朝"/>
+          <w:sz w:val="21"/>
+          <w:vertAlign w:val="superscript"/>
+        </w:rPr>
+        <w:t>b</w:t>
+      </w:r>
+      <w:r>
+        <w:rPr>
+          <w:rFonts w:ascii="游明朝" w:hAnsi="游明朝" w:eastAsia="游明朝"/>
+          <w:b w:val="0"/>
+          <w:sz w:val="21"/>
+        </w:rPr>
+        <w:t xml:space="preserve"> 出典: 02_tables.md 表6e。台本 50番（docs/research/results/50_reservoir_bench_B3.txt）。lab_log 追記153・158。</w:t>
+      </w:r>
+    </w:p>
+    <w:p>
+      <w:r>
+        <w:rPr>
+          <w:rFonts w:ascii="游明朝" w:hAnsi="游明朝" w:eastAsia="游明朝"/>
+          <w:sz w:val="21"/>
+          <w:vertAlign w:val="superscript"/>
+        </w:rPr>
+        <w:t>c</w:t>
+      </w:r>
+      <w:r>
+        <w:rPr>
+          <w:rFonts w:ascii="游明朝" w:hAnsi="游明朝" w:eastAsia="游明朝"/>
+          <w:b w:val="0"/>
+          <w:sz w:val="21"/>
+        </w:rPr>
+        <w:t xml:space="preserve"> A 段＝その手法が採用した被験者だけ、B 段＝比べる全手法が採用した共通例、C 段＝採否を無視した全員</w:t>
+      </w:r>
+    </w:p>
+    <w:p>
+      <w:r>
+        <w:rPr>
+          <w:rFonts w:ascii="游明朝" w:hAnsi="游明朝" w:eastAsia="游明朝"/>
+          <w:sz w:val="21"/>
+          <w:vertAlign w:val="superscript"/>
+        </w:rPr>
+        <w:t>d</w:t>
+      </w:r>
+      <w:r>
+        <w:rPr>
+          <w:rFonts w:ascii="游明朝" w:hAnsi="游明朝" w:eastAsia="游明朝"/>
+          <w:b w:val="0"/>
+          <w:sz w:val="21"/>
+        </w:rPr>
+        <w:t xml:space="preserve"> 読み方は走らせる前に決めた（lab_log 追記153 §5）。結果は lab_log 追記158 §2。C6 は C 段の全員で、採用を 1・不採用を 0 とした量と大動脈PWV の年齢層内 Spearman ρ の中央値。C7 の t1 は第1成分のピーク時刻、前進波のピークは指尖の圧と流速から線形に分離した前進波（51番）。C8 は表3 と同じ主効果（+1SD と −1SD の平均の差 ÷ 層平均、%。括弧は層内 ρ）で、型3・C 段。</w:t>
+      </w:r>
+    </w:p>
+    <w:p>
+      <w:r>
+        <w:rPr>
+          <w:rFonts w:ascii="游明朝" w:hAnsi="游明朝" w:eastAsia="游明朝"/>
+          <w:sz w:val="21"/>
+          <w:vertAlign w:val="superscript"/>
+        </w:rPr>
+        <w:t>e</w:t>
+      </w:r>
+      <w:r>
+        <w:rPr>
+          <w:rFonts w:ascii="游明朝" w:hAnsi="游明朝" w:eastAsia="游明朝"/>
+          <w:b w:val="0"/>
+          <w:sz w:val="21"/>
+        </w:rPr>
+        <w:t xml:space="preserve"> 打ち切った版の ΔT の改善は、第2成分の移動だけでは説明できない。第1成分の時刻も大動脈PWV とともに動く（−0.489）。1 次微分の領域の A 段は大動脈PWV の低い側に偏る（−0.542）ので、その A 段の値（0.523）は C 段（0.687）より低い。</w:t>
+      </w:r>
+    </w:p>
     <w:sectPr>
-      <w:pgSz w:w="11906" w:h="16838"/>
+      <w:pgSz w:w="16838" w:h="11906" w:orient="landscape"/>
       <w:pgMar w:top="1134" w:right="1134" w:bottom="1134" w:left="1134" w:header="720" w:footer="720" w:gutter="0"/>
       <w:cols w:space="720"/>
       <w:docGrid w:linePitch="360"/>
